--- a/User Stories.docx
+++ b/User Stories.docx
@@ -7,6 +7,152 @@
         <w:t>User Stories</w:t>
       </w:r>
     </w:p>
+    <w:p>
+      <w:r>
+        <w:t>“As a [user type], I want to [perform an action] so that [I can achieve a benefit].”</w:t>
+      </w:r>
+    </w:p>
+    <w:p/>
+    <w:p/>
+    <w:p>
+      <w:pPr>
+        <w:rPr>
+          <w:u w:val="single"/>
+        </w:rPr>
+      </w:pPr>
+      <w:r>
+        <w:rPr>
+          <w:u w:val="single"/>
+        </w:rPr>
+        <w:t>Sattyaj User Stories</w:t>
+      </w:r>
+      <w:r>
+        <w:rPr>
+          <w:u w:val="single"/>
+        </w:rPr>
+        <w:t xml:space="preserve"> (Missing API Calls)</w:t>
+      </w:r>
+      <w:r>
+        <w:rPr>
+          <w:u w:val="single"/>
+        </w:rPr>
+        <w:t>:</w:t>
+      </w:r>
+    </w:p>
+    <w:p>
+      <w:pPr>
+        <w:pStyle w:val="p1"/>
+        <w:jc w:val="both"/>
+        <w:rPr>
+          <w:rFonts w:ascii="Arial" w:hAnsi="Arial" w:cs="Arial"/>
+        </w:rPr>
+      </w:pPr>
+      <w:r>
+        <w:rPr>
+          <w:rFonts w:ascii="Arial" w:hAnsi="Arial" w:cs="Arial"/>
+        </w:rPr>
+        <w:t xml:space="preserve">As a </w:t>
+      </w:r>
+      <w:r>
+        <w:rPr>
+          <w:rFonts w:ascii="Arial" w:hAnsi="Arial" w:cs="Arial"/>
+        </w:rPr>
+        <w:t>user running the application in remote mode,</w:t>
+      </w:r>
+      <w:r>
+        <w:rPr>
+          <w:rFonts w:ascii="Arial" w:hAnsi="Arial" w:cs="Arial"/>
+        </w:rPr>
+        <w:t xml:space="preserve"> </w:t>
+      </w:r>
+      <w:r>
+        <w:rPr>
+          <w:rFonts w:ascii="Arial" w:hAnsi="Arial" w:cs="Arial"/>
+        </w:rPr>
+        <w:t xml:space="preserve">I want there to be the same buttons that are on </w:t>
+      </w:r>
+      <w:r>
+        <w:rPr>
+          <w:rFonts w:ascii="Arial" w:hAnsi="Arial" w:cs="Arial"/>
+        </w:rPr>
+        <w:t>the local</w:t>
+      </w:r>
+      <w:r>
+        <w:rPr>
+          <w:rFonts w:ascii="Arial" w:hAnsi="Arial" w:cs="Arial"/>
+        </w:rPr>
+        <w:t xml:space="preserve"> generation on the remote window</w:t>
+      </w:r>
+      <w:r>
+        <w:rPr>
+          <w:rFonts w:ascii="Arial" w:hAnsi="Arial" w:cs="Arial"/>
+        </w:rPr>
+        <w:t xml:space="preserve">, </w:t>
+      </w:r>
+      <w:r>
+        <w:rPr>
+          <w:rFonts w:ascii="Arial" w:hAnsi="Arial" w:cs="Arial"/>
+        </w:rPr>
+        <w:t xml:space="preserve">so that I can use the same functions both on local and remote generation. </w:t>
+      </w:r>
+    </w:p>
+    <w:p>
+      <w:pPr>
+        <w:pStyle w:val="p1"/>
+        <w:jc w:val="both"/>
+        <w:rPr>
+          <w:rFonts w:ascii="Arial" w:hAnsi="Arial" w:cs="Arial"/>
+        </w:rPr>
+      </w:pPr>
+      <w:r>
+        <w:rPr>
+          <w:rFonts w:ascii="Arial" w:hAnsi="Arial" w:cs="Arial"/>
+        </w:rPr>
+        <w:t>As a user running the application in remote mode,</w:t>
+      </w:r>
+      <w:r>
+        <w:rPr>
+          <w:rFonts w:ascii="Arial" w:hAnsi="Arial" w:cs="Arial"/>
+        </w:rPr>
+        <w:t xml:space="preserve"> </w:t>
+      </w:r>
+      <w:r>
+        <w:rPr>
+          <w:rFonts w:ascii="Arial" w:hAnsi="Arial" w:cs="Arial"/>
+        </w:rPr>
+        <w:t>I want</w:t>
+      </w:r>
+      <w:r>
+        <w:rPr>
+          <w:rFonts w:ascii="Arial" w:hAnsi="Arial" w:cs="Arial"/>
+        </w:rPr>
+        <w:t xml:space="preserve"> the GA generation process to be executed </w:t>
+      </w:r>
+      <w:r>
+        <w:rPr>
+          <w:rFonts w:ascii="Arial" w:hAnsi="Arial" w:cs="Arial"/>
+        </w:rPr>
+        <w:t>on the backend server, so that the computation is performed remotely instead of on my local machine and is consistent across all users.</w:t>
+      </w:r>
+    </w:p>
+    <w:p>
+      <w:pPr>
+        <w:pStyle w:val="p1"/>
+        <w:rPr>
+          <w:rFonts w:ascii="Arial" w:hAnsi="Arial" w:cs="Arial"/>
+        </w:rPr>
+      </w:pPr>
+    </w:p>
+    <w:p>
+      <w:pPr>
+        <w:pStyle w:val="p1"/>
+        <w:rPr>
+          <w:rFonts w:ascii="Arial" w:hAnsi="Arial" w:cs="Arial"/>
+        </w:rPr>
+      </w:pPr>
+    </w:p>
+    <w:p/>
+    <w:p/>
     <w:p/>
     <w:p/>
     <w:sectPr>
@@ -936,6 +1082,20 @@
       <w:spacing w:val="5"/>
     </w:rPr>
   </w:style>
+  <w:style w:type="paragraph" w:customStyle="1" w:styleId="p1">
+    <w:name w:val="p1"/>
+    <w:basedOn w:val="Normal"/>
+    <w:rsid w:val="00AE372B"/>
+    <w:pPr>
+      <w:spacing w:before="100" w:beforeAutospacing="1" w:after="100" w:afterAutospacing="1" w:line="240" w:lineRule="auto"/>
+    </w:pPr>
+    <w:rPr>
+      <w:rFonts w:ascii="Times New Roman" w:eastAsia="Times New Roman" w:hAnsi="Times New Roman" w:cs="Times New Roman"/>
+      <w:kern w:val="0"/>
+      <w:lang w:eastAsia="en-GB"/>
+      <w14:ligatures w14:val="none"/>
+    </w:rPr>
+  </w:style>
 </w:styles>
 </file>
 
@@ -1232,4 +1392,16 @@
     </a:ext>
   </a:extLst>
 </a:theme>
+</file>
+
+<file path=customXml/item1.xml><?xml version="1.0" encoding="utf-8"?>
+<b:Sources xmlns:b="http://schemas.openxmlformats.org/officeDocument/2006/bibliography" xmlns="http://schemas.openxmlformats.org/officeDocument/2006/bibliography" SelectedStyle="/APASixthEditionOfficeOnline.xsl" StyleName="APA" Version="6"/>
+</file>
+
+<file path=customXml/itemProps1.xml><?xml version="1.0" encoding="utf-8"?>
+<ds:datastoreItem xmlns:ds="http://schemas.openxmlformats.org/officeDocument/2006/customXml" ds:itemID="{DB5322FF-E621-624B-8275-359A291E9115}">
+  <ds:schemaRefs>
+    <ds:schemaRef ds:uri="http://schemas.openxmlformats.org/officeDocument/2006/bibliography"/>
+  </ds:schemaRefs>
+</ds:datastoreItem>
 </file>
--- a/User Stories.docx
+++ b/User Stories.docx
@@ -1,6 +1,6 @@
 
 <file path=word/document.xml><?xml version="1.0" encoding="utf-8"?>
-<w:document xmlns:wpc="http://schemas.microsoft.com/office/word/2010/wordprocessingCanvas" xmlns:cx="http://schemas.microsoft.com/office/drawing/2014/chartex" xmlns:cx1="http://schemas.microsoft.com/office/drawing/2015/9/8/chartex" xmlns:cx2="http://schemas.microsoft.com/office/drawing/2015/10/21/chartex" xmlns:cx3="http://schemas.microsoft.com/office/drawing/2016/5/9/chartex" xmlns:cx4="http://schemas.microsoft.com/office/drawing/2016/5/10/chartex" xmlns:cx5="http://schemas.microsoft.com/office/drawing/2016/5/11/chartex" xmlns:cx6="http://schemas.microsoft.com/office/drawing/2016/5/12/chartex" xmlns:cx7="http://schemas.microsoft.com/office/drawing/2016/5/13/chartex" xmlns:cx8="http://schemas.microsoft.com/office/drawing/2016/5/14/chartex" xmlns:mc="http://schemas.openxmlformats.org/markup-compatibility/2006" xmlns:aink="http://schemas.microsoft.com/office/drawing/2016/ink" xmlns:am3d="http://schemas.microsoft.com/office/drawing/2017/model3d" xmlns:o="urn:schemas-microsoft-com:office:office" xmlns:oel="http://schemas.microsoft.com/office/2019/extlst" xmlns:r="http://schemas.openxmlformats.org/officeDocument/2006/relationships" xmlns:m="http://schemas.openxmlformats.org/officeDocument/2006/math" xmlns:v="urn:schemas-microsoft-com:vml" xmlns:wp14="http://schemas.microsoft.com/office/word/2010/wordprocessingDrawing" xmlns:wp="http://schemas.openxmlformats.org/drawingml/2006/wordprocessingDrawing" xmlns:w10="urn:schemas-microsoft-com:office:word" xmlns:w="http://schemas.openxmlformats.org/wordprocessingml/2006/main" xmlns:w14="http://schemas.microsoft.com/office/word/2010/wordml" xmlns:w15="http://schemas.microsoft.com/office/word/2012/wordml" xmlns:w16cex="http://schemas.microsoft.com/office/word/2018/wordml/cex" xmlns:w16cid="http://schemas.microsoft.com/office/word/2016/wordml/cid" xmlns:w16="http://schemas.microsoft.com/office/word/2018/wordml" xmlns:w16du="http://schemas.microsoft.com/office/word/2023/wordml/word16du" xmlns:w16sdtdh="http://schemas.microsoft.com/office/word/2020/wordml/sdtdatahash" xmlns:w16sdtfl="http://schemas.microsoft.com/office/word/2024/wordml/sdtformatlock" xmlns:w16se="http://schemas.microsoft.com/office/word/2015/wordml/symex" xmlns:wpg="http://schemas.microsoft.com/office/word/2010/wordprocessingGroup" xmlns:wpi="http://schemas.microsoft.com/office/word/2010/wordprocessingInk" xmlns:wne="http://schemas.microsoft.com/office/word/2006/wordml" xmlns:wps="http://schemas.microsoft.com/office/word/2010/wordprocessingShape" mc:Ignorable="w14 w15 w16se w16cid w16 w16cex w16sdtdh w16sdtfl w16du wp14">
+<w:document xmlns:wpc="http://schemas.microsoft.com/office/word/2010/wordprocessingCanvas" xmlns:cx="http://schemas.microsoft.com/office/drawing/2014/chartex" xmlns:cx1="http://schemas.microsoft.com/office/drawing/2015/9/8/chartex" xmlns:cx2="http://schemas.microsoft.com/office/drawing/2015/10/21/chartex" xmlns:cx3="http://schemas.microsoft.com/office/drawing/2016/5/9/chartex" xmlns:cx4="http://schemas.microsoft.com/office/drawing/2016/5/10/chartex" xmlns:cx5="http://schemas.microsoft.com/office/drawing/2016/5/11/chartex" xmlns:cx6="http://schemas.microsoft.com/office/drawing/2016/5/12/chartex" xmlns:cx7="http://schemas.microsoft.com/office/drawing/2016/5/13/chartex" xmlns:cx8="http://schemas.microsoft.com/office/drawing/2016/5/14/chartex" xmlns:mc="http://schemas.openxmlformats.org/markup-compatibility/2006" xmlns:aink="http://schemas.microsoft.com/office/drawing/2016/ink" xmlns:am3d="http://schemas.microsoft.com/office/drawing/2017/model3d" xmlns:o="urn:schemas-microsoft-com:office:office" xmlns:oel="http://schemas.microsoft.com/office/2019/extlst" xmlns:r="http://schemas.openxmlformats.org/officeDocument/2006/relationships" xmlns:m="http://schemas.openxmlformats.org/officeDocument/2006/math" xmlns:v="urn:schemas-microsoft-com:vml" xmlns:wp14="http://schemas.microsoft.com/office/word/2010/wordprocessingDrawing" xmlns:wp="http://schemas.openxmlformats.org/drawingml/2006/wordprocessingDrawing" xmlns:w10="urn:schemas-microsoft-com:office:word" xmlns:w="http://schemas.openxmlformats.org/wordprocessingml/2006/main" xmlns:w14="http://schemas.microsoft.com/office/word/2010/wordml" xmlns:w15="http://schemas.microsoft.com/office/word/2012/wordml" xmlns:w16cex="http://schemas.microsoft.com/office/word/2018/wordml/cex" xmlns:w16cid="http://schemas.microsoft.com/office/word/2016/wordml/cid" xmlns:w16="http://schemas.microsoft.com/office/word/2018/wordml" xmlns:w16du="http://schemas.microsoft.com/office/word/2023/wordml/word16du" xmlns:w16sdtdh="http://schemas.microsoft.com/office/word/2020/wordml/sdtdatahash" xmlns:w16se="http://schemas.microsoft.com/office/word/2015/wordml/symex" xmlns:wpg="http://schemas.microsoft.com/office/word/2010/wordprocessingGroup" xmlns:wpi="http://schemas.microsoft.com/office/word/2010/wordprocessingInk" xmlns:wne="http://schemas.microsoft.com/office/word/2006/wordml" xmlns:wps="http://schemas.microsoft.com/office/word/2010/wordprocessingShape" mc:Ignorable="w14 w15 w16se w16cid w16 w16cex w16sdtdh w16du wp14">
   <w:body>
     <w:p>
       <w:r>
@@ -133,6 +133,119 @@
           <w:rFonts w:ascii="Arial" w:hAnsi="Arial" w:cs="Arial"/>
         </w:rPr>
         <w:t>on the backend server, so that the computation is performed remotely instead of on my local machine and is consistent across all users.</w:t>
+      </w:r>
+    </w:p>
+    <w:p>
+      <w:pPr>
+        <w:pStyle w:val="p1"/>
+        <w:jc w:val="both"/>
+        <w:rPr>
+          <w:rFonts w:ascii="Arial" w:hAnsi="Arial" w:cs="Arial"/>
+          <w:u w:val="single"/>
+        </w:rPr>
+      </w:pPr>
+      <w:r>
+        <w:rPr>
+          <w:rFonts w:ascii="Arial" w:hAnsi="Arial" w:cs="Arial"/>
+          <w:u w:val="single"/>
+        </w:rPr>
+        <w:t>Samuel User Stories (Save/Load Functionality):</w:t>
+      </w:r>
+    </w:p>
+    <w:p>
+      <w:pPr>
+        <w:pStyle w:val="p1"/>
+        <w:rPr>
+          <w:rFonts w:ascii="Arial" w:hAnsi="Arial" w:cs="Arial"/>
+        </w:rPr>
+      </w:pPr>
+      <w:r>
+        <w:rPr>
+          <w:rFonts w:ascii="Arial" w:hAnsi="Arial" w:cs="Arial"/>
+          <w:color w:val="000000"/>
+        </w:rPr>
+        <w:t>As a user, I want to be able to</w:t>
+      </w:r>
+      <w:r>
+        <w:rPr>
+          <w:rStyle w:val="apple-converted-space"/>
+          <w:rFonts w:ascii="Arial" w:eastAsiaTheme="majorEastAsia" w:hAnsi="Arial" w:cs="Arial"/>
+          <w:color w:val="000000"/>
+        </w:rPr>
+        <w:t> </w:t>
+      </w:r>
+      <w:r>
+        <w:rPr>
+          <w:rStyle w:val="Strong"/>
+          <w:rFonts w:ascii="Arial" w:eastAsiaTheme="majorEastAsia" w:hAnsi="Arial" w:cs="Arial"/>
+          <w:b w:val="0"/>
+          <w:bCs w:val="0"/>
+          <w:color w:val="000000"/>
+        </w:rPr>
+        <w:t>save the generated image</w:t>
+      </w:r>
+      <w:r>
+        <w:rPr>
+          <w:rStyle w:val="apple-converted-space"/>
+          <w:rFonts w:ascii="Arial" w:eastAsiaTheme="majorEastAsia" w:hAnsi="Arial" w:cs="Arial"/>
+          <w:color w:val="000000"/>
+        </w:rPr>
+        <w:t> </w:t>
+      </w:r>
+      <w:r>
+        <w:rPr>
+          <w:rFonts w:ascii="Arial" w:hAnsi="Arial" w:cs="Arial"/>
+          <w:color w:val="000000"/>
+        </w:rPr>
+        <w:t>to my local device, so that I can keep a copy of the results produced by the application for later use.</w:t>
+      </w:r>
+    </w:p>
+    <w:p>
+      <w:pPr>
+        <w:pStyle w:val="p1"/>
+        <w:rPr>
+          <w:rFonts w:ascii="Arial" w:hAnsi="Arial" w:cs="Arial"/>
+        </w:rPr>
+      </w:pPr>
+      <w:r>
+        <w:rPr>
+          <w:rFonts w:ascii="Arial" w:hAnsi="Arial" w:cs="Arial"/>
+          <w:color w:val="000000"/>
+        </w:rPr>
+        <w:t>As a user, I want to be able to</w:t>
+      </w:r>
+      <w:r>
+        <w:rPr>
+          <w:rStyle w:val="apple-converted-space"/>
+          <w:rFonts w:ascii="Arial" w:eastAsiaTheme="majorEastAsia" w:hAnsi="Arial" w:cs="Arial"/>
+          <w:color w:val="000000"/>
+        </w:rPr>
+        <w:t> </w:t>
+      </w:r>
+      <w:r>
+        <w:rPr>
+          <w:rStyle w:val="Strong"/>
+          <w:rFonts w:ascii="Arial" w:eastAsiaTheme="majorEastAsia" w:hAnsi="Arial" w:cs="Arial"/>
+          <w:b w:val="0"/>
+          <w:bCs w:val="0"/>
+          <w:color w:val="000000"/>
+        </w:rPr>
+        <w:t>load an existing image</w:t>
+      </w:r>
+      <w:r>
+        <w:rPr>
+          <w:rStyle w:val="apple-converted-space"/>
+          <w:rFonts w:ascii="Arial" w:eastAsiaTheme="majorEastAsia" w:hAnsi="Arial" w:cs="Arial"/>
+          <w:color w:val="000000"/>
+        </w:rPr>
+        <w:t> </w:t>
+      </w:r>
+      <w:r>
+        <w:rPr>
+          <w:rFonts w:ascii="Arial" w:hAnsi="Arial" w:cs="Arial"/>
+          <w:color w:val="000000"/>
+        </w:rPr>
+        <w:t>from my device into the application, so that I can apply filters or make modifications to an image I already have.</w:t>
       </w:r>
     </w:p>
     <w:p>
@@ -166,7 +279,7 @@
 </file>
 
 <file path=word/styles.xml><?xml version="1.0" encoding="utf-8"?>
-<w:styles xmlns:mc="http://schemas.openxmlformats.org/markup-compatibility/2006" xmlns:r="http://schemas.openxmlformats.org/officeDocument/2006/relationships" xmlns:w="http://schemas.openxmlformats.org/wordprocessingml/2006/main" xmlns:w14="http://schemas.microsoft.com/office/word/2010/wordml" xmlns:w15="http://schemas.microsoft.com/office/word/2012/wordml" xmlns:w16cex="http://schemas.microsoft.com/office/word/2018/wordml/cex" xmlns:w16cid="http://schemas.microsoft.com/office/word/2016/wordml/cid" xmlns:w16="http://schemas.microsoft.com/office/word/2018/wordml" xmlns:w16du="http://schemas.microsoft.com/office/word/2023/wordml/word16du" xmlns:w16sdtdh="http://schemas.microsoft.com/office/word/2020/wordml/sdtdatahash" xmlns:w16sdtfl="http://schemas.microsoft.com/office/word/2024/wordml/sdtformatlock" xmlns:w16se="http://schemas.microsoft.com/office/word/2015/wordml/symex" mc:Ignorable="w14 w15 w16se w16cid w16 w16cex w16sdtdh w16sdtfl w16du">
+<w:styles xmlns:mc="http://schemas.openxmlformats.org/markup-compatibility/2006" xmlns:r="http://schemas.openxmlformats.org/officeDocument/2006/relationships" xmlns:w="http://schemas.openxmlformats.org/wordprocessingml/2006/main" xmlns:w14="http://schemas.microsoft.com/office/word/2010/wordml" xmlns:w15="http://schemas.microsoft.com/office/word/2012/wordml" xmlns:w16cex="http://schemas.microsoft.com/office/word/2018/wordml/cex" xmlns:w16cid="http://schemas.microsoft.com/office/word/2016/wordml/cid" xmlns:w16="http://schemas.microsoft.com/office/word/2018/wordml" xmlns:w16du="http://schemas.microsoft.com/office/word/2023/wordml/word16du" xmlns:w16sdtdh="http://schemas.microsoft.com/office/word/2020/wordml/sdtdatahash" xmlns:w16se="http://schemas.microsoft.com/office/word/2015/wordml/symex" mc:Ignorable="w14 w15 w16se w16cid w16 w16cex w16sdtdh w16du">
   <w:docDefaults>
     <w:rPrDefault>
       <w:rPr>
@@ -1096,6 +1209,22 @@
       <w14:ligatures w14:val="none"/>
     </w:rPr>
   </w:style>
+  <w:style w:type="character" w:customStyle="1" w:styleId="apple-converted-space">
+    <w:name w:val="apple-converted-space"/>
+    <w:basedOn w:val="DefaultParagraphFont"/>
+    <w:rsid w:val="00C70711"/>
+  </w:style>
+  <w:style w:type="character" w:styleId="Strong">
+    <w:name w:val="Strong"/>
+    <w:basedOn w:val="DefaultParagraphFont"/>
+    <w:uiPriority w:val="22"/>
+    <w:qFormat/>
+    <w:rsid w:val="00C70711"/>
+    <w:rPr>
+      <w:b/>
+      <w:bCs/>
+    </w:rPr>
+  </w:style>
 </w:styles>
 </file>
 

--- a/User Stories.docx
+++ b/User Stories.docx
@@ -1,6 +1,6 @@
 
 <file path=word/document.xml><?xml version="1.0" encoding="utf-8"?>
-<w:document xmlns:wpc="http://schemas.microsoft.com/office/word/2010/wordprocessingCanvas" xmlns:cx="http://schemas.microsoft.com/office/drawing/2014/chartex" xmlns:cx1="http://schemas.microsoft.com/office/drawing/2015/9/8/chartex" xmlns:cx2="http://schemas.microsoft.com/office/drawing/2015/10/21/chartex" xmlns:cx3="http://schemas.microsoft.com/office/drawing/2016/5/9/chartex" xmlns:cx4="http://schemas.microsoft.com/office/drawing/2016/5/10/chartex" xmlns:cx5="http://schemas.microsoft.com/office/drawing/2016/5/11/chartex" xmlns:cx6="http://schemas.microsoft.com/office/drawing/2016/5/12/chartex" xmlns:cx7="http://schemas.microsoft.com/office/drawing/2016/5/13/chartex" xmlns:cx8="http://schemas.microsoft.com/office/drawing/2016/5/14/chartex" xmlns:mc="http://schemas.openxmlformats.org/markup-compatibility/2006" xmlns:aink="http://schemas.microsoft.com/office/drawing/2016/ink" xmlns:am3d="http://schemas.microsoft.com/office/drawing/2017/model3d" xmlns:o="urn:schemas-microsoft-com:office:office" xmlns:oel="http://schemas.microsoft.com/office/2019/extlst" xmlns:r="http://schemas.openxmlformats.org/officeDocument/2006/relationships" xmlns:m="http://schemas.openxmlformats.org/officeDocument/2006/math" xmlns:v="urn:schemas-microsoft-com:vml" xmlns:wp14="http://schemas.microsoft.com/office/word/2010/wordprocessingDrawing" xmlns:wp="http://schemas.openxmlformats.org/drawingml/2006/wordprocessingDrawing" xmlns:w10="urn:schemas-microsoft-com:office:word" xmlns:w="http://schemas.openxmlformats.org/wordprocessingml/2006/main" xmlns:w14="http://schemas.microsoft.com/office/word/2010/wordml" xmlns:w15="http://schemas.microsoft.com/office/word/2012/wordml" xmlns:w16cex="http://schemas.microsoft.com/office/word/2018/wordml/cex" xmlns:w16cid="http://schemas.microsoft.com/office/word/2016/wordml/cid" xmlns:w16="http://schemas.microsoft.com/office/word/2018/wordml" xmlns:w16du="http://schemas.microsoft.com/office/word/2023/wordml/word16du" xmlns:w16sdtdh="http://schemas.microsoft.com/office/word/2020/wordml/sdtdatahash" xmlns:w16se="http://schemas.microsoft.com/office/word/2015/wordml/symex" xmlns:wpg="http://schemas.microsoft.com/office/word/2010/wordprocessingGroup" xmlns:wpi="http://schemas.microsoft.com/office/word/2010/wordprocessingInk" xmlns:wne="http://schemas.microsoft.com/office/word/2006/wordml" xmlns:wps="http://schemas.microsoft.com/office/word/2010/wordprocessingShape" mc:Ignorable="w14 w15 w16se w16cid w16 w16cex w16sdtdh w16du wp14">
+<w:document xmlns:wpc="http://schemas.microsoft.com/office/word/2010/wordprocessingCanvas" xmlns:cx="http://schemas.microsoft.com/office/drawing/2014/chartex" xmlns:cx1="http://schemas.microsoft.com/office/drawing/2015/9/8/chartex" xmlns:cx2="http://schemas.microsoft.com/office/drawing/2015/10/21/chartex" xmlns:cx3="http://schemas.microsoft.com/office/drawing/2016/5/9/chartex" xmlns:cx4="http://schemas.microsoft.com/office/drawing/2016/5/10/chartex" xmlns:cx5="http://schemas.microsoft.com/office/drawing/2016/5/11/chartex" xmlns:cx6="http://schemas.microsoft.com/office/drawing/2016/5/12/chartex" xmlns:cx7="http://schemas.microsoft.com/office/drawing/2016/5/13/chartex" xmlns:cx8="http://schemas.microsoft.com/office/drawing/2016/5/14/chartex" xmlns:mc="http://schemas.openxmlformats.org/markup-compatibility/2006" xmlns:aink="http://schemas.microsoft.com/office/drawing/2016/ink" xmlns:am3d="http://schemas.microsoft.com/office/drawing/2017/model3d" xmlns:o="urn:schemas-microsoft-com:office:office" xmlns:oel="http://schemas.microsoft.com/office/2019/extlst" xmlns:r="http://schemas.openxmlformats.org/officeDocument/2006/relationships" xmlns:m="http://schemas.openxmlformats.org/officeDocument/2006/math" xmlns:v="urn:schemas-microsoft-com:vml" xmlns:wp14="http://schemas.microsoft.com/office/word/2010/wordprocessingDrawing" xmlns:wp="http://schemas.openxmlformats.org/drawingml/2006/wordprocessingDrawing" xmlns:w10="urn:schemas-microsoft-com:office:word" xmlns:w="http://schemas.openxmlformats.org/wordprocessingml/2006/main" xmlns:w14="http://schemas.microsoft.com/office/word/2010/wordml" xmlns:w15="http://schemas.microsoft.com/office/word/2012/wordml" xmlns:w16cex="http://schemas.microsoft.com/office/word/2018/wordml/cex" xmlns:w16cid="http://schemas.microsoft.com/office/word/2016/wordml/cid" xmlns:w16="http://schemas.microsoft.com/office/word/2018/wordml" xmlns:w16du="http://schemas.microsoft.com/office/word/2023/wordml/word16du" xmlns:w16sdtdh="http://schemas.microsoft.com/office/word/2020/wordml/sdtdatahash" xmlns:w16sdtfl="http://schemas.microsoft.com/office/word/2024/wordml/sdtformatlock" xmlns:w16se="http://schemas.microsoft.com/office/word/2015/wordml/symex" xmlns:wpg="http://schemas.microsoft.com/office/word/2010/wordprocessingGroup" xmlns:wpi="http://schemas.microsoft.com/office/word/2010/wordprocessingInk" xmlns:wne="http://schemas.microsoft.com/office/word/2006/wordml" xmlns:wps="http://schemas.microsoft.com/office/word/2010/wordprocessingShape" mc:Ignorable="w14 w15 w16se w16cid w16 w16cex w16sdtdh w16sdtfl w16du wp14">
   <w:body>
     <w:p>
       <w:r>
@@ -255,6 +255,12 @@
           <w:rFonts w:ascii="Arial" w:hAnsi="Arial" w:cs="Arial"/>
         </w:rPr>
       </w:pPr>
+      <w:r>
+        <w:rPr>
+          <w:rFonts w:ascii="Arial" w:hAnsi="Arial" w:cs="Arial"/>
+        </w:rPr>
+        <w:t>Joona</w:t>
+      </w:r>
     </w:p>
     <w:p>
       <w:pPr>
@@ -279,7 +285,7 @@
 </file>
 
 <file path=word/styles.xml><?xml version="1.0" encoding="utf-8"?>
-<w:styles xmlns:mc="http://schemas.openxmlformats.org/markup-compatibility/2006" xmlns:r="http://schemas.openxmlformats.org/officeDocument/2006/relationships" xmlns:w="http://schemas.openxmlformats.org/wordprocessingml/2006/main" xmlns:w14="http://schemas.microsoft.com/office/word/2010/wordml" xmlns:w15="http://schemas.microsoft.com/office/word/2012/wordml" xmlns:w16cex="http://schemas.microsoft.com/office/word/2018/wordml/cex" xmlns:w16cid="http://schemas.microsoft.com/office/word/2016/wordml/cid" xmlns:w16="http://schemas.microsoft.com/office/word/2018/wordml" xmlns:w16du="http://schemas.microsoft.com/office/word/2023/wordml/word16du" xmlns:w16sdtdh="http://schemas.microsoft.com/office/word/2020/wordml/sdtdatahash" xmlns:w16se="http://schemas.microsoft.com/office/word/2015/wordml/symex" mc:Ignorable="w14 w15 w16se w16cid w16 w16cex w16sdtdh w16du">
+<w:styles xmlns:mc="http://schemas.openxmlformats.org/markup-compatibility/2006" xmlns:r="http://schemas.openxmlformats.org/officeDocument/2006/relationships" xmlns:w="http://schemas.openxmlformats.org/wordprocessingml/2006/main" xmlns:w14="http://schemas.microsoft.com/office/word/2010/wordml" xmlns:w15="http://schemas.microsoft.com/office/word/2012/wordml" xmlns:w16cex="http://schemas.microsoft.com/office/word/2018/wordml/cex" xmlns:w16cid="http://schemas.microsoft.com/office/word/2016/wordml/cid" xmlns:w16="http://schemas.microsoft.com/office/word/2018/wordml" xmlns:w16du="http://schemas.microsoft.com/office/word/2023/wordml/word16du" xmlns:w16sdtdh="http://schemas.microsoft.com/office/word/2020/wordml/sdtdatahash" xmlns:w16sdtfl="http://schemas.microsoft.com/office/word/2024/wordml/sdtformatlock" xmlns:w16se="http://schemas.microsoft.com/office/word/2015/wordml/symex" mc:Ignorable="w14 w15 w16se w16cid w16 w16cex w16sdtdh w16sdtfl w16du">
   <w:docDefaults>
     <w:rPrDefault>
       <w:rPr>

--- a/User Stories.docx
+++ b/User Stories.docx
@@ -138,10 +138,129 @@
     <w:p>
       <w:pPr>
         <w:pStyle w:val="p1"/>
-        <w:rPr>
-          <w:rFonts w:ascii="Arial" w:hAnsi="Arial" w:cs="Arial"/>
+        <w:jc w:val="both"/>
+        <w:rPr>
+          <w:rFonts w:ascii="Arial" w:hAnsi="Arial" w:cs="Arial"/>
+          <w:u w:val="single"/>
         </w:rPr>
       </w:pPr>
+      <w:r>
+        <w:rPr>
+          <w:rFonts w:ascii="Arial" w:hAnsi="Arial" w:cs="Arial"/>
+          <w:u w:val="single"/>
+        </w:rPr>
+        <w:t>Samuel User Stories (Save/Load Functionality):</w:t>
+      </w:r>
+    </w:p>
+    <w:p>
+      <w:pPr>
+        <w:pStyle w:val="p1"/>
+        <w:rPr>
+          <w:rFonts w:ascii="Arial" w:hAnsi="Arial" w:cs="Arial"/>
+        </w:rPr>
+      </w:pPr>
+      <w:r>
+        <w:rPr>
+          <w:rFonts w:ascii="Arial" w:hAnsi="Arial" w:cs="Arial"/>
+          <w:color w:val="000000"/>
+        </w:rPr>
+        <w:t>As a user, I want to be able to</w:t>
+      </w:r>
+      <w:r>
+        <w:rPr>
+          <w:rStyle w:val="apple-converted-space"/>
+          <w:rFonts w:ascii="Arial" w:eastAsiaTheme="majorEastAsia" w:hAnsi="Arial" w:cs="Arial"/>
+          <w:color w:val="000000"/>
+        </w:rPr>
+        <w:t> </w:t>
+      </w:r>
+      <w:r>
+        <w:rPr>
+          <w:rStyle w:val="Strong"/>
+          <w:rFonts w:ascii="Arial" w:eastAsiaTheme="majorEastAsia" w:hAnsi="Arial" w:cs="Arial"/>
+          <w:b w:val="0"/>
+          <w:bCs w:val="0"/>
+          <w:color w:val="000000"/>
+        </w:rPr>
+        <w:t>save the generated image</w:t>
+      </w:r>
+      <w:r>
+        <w:rPr>
+          <w:rStyle w:val="apple-converted-space"/>
+          <w:rFonts w:ascii="Arial" w:eastAsiaTheme="majorEastAsia" w:hAnsi="Arial" w:cs="Arial"/>
+          <w:color w:val="000000"/>
+        </w:rPr>
+        <w:t> </w:t>
+      </w:r>
+      <w:r>
+        <w:rPr>
+          <w:rFonts w:ascii="Arial" w:hAnsi="Arial" w:cs="Arial"/>
+          <w:color w:val="000000"/>
+        </w:rPr>
+        <w:t>to my local device, so that I can keep a copy of the results produced by the application for later use.</w:t>
+      </w:r>
+    </w:p>
+    <w:p>
+      <w:pPr>
+        <w:pStyle w:val="p1"/>
+        <w:rPr>
+          <w:rFonts w:ascii="Arial" w:hAnsi="Arial" w:cs="Arial"/>
+        </w:rPr>
+      </w:pPr>
+      <w:r>
+        <w:rPr>
+          <w:rFonts w:ascii="Arial" w:hAnsi="Arial" w:cs="Arial"/>
+          <w:color w:val="000000"/>
+        </w:rPr>
+        <w:t>As a user, I want to be able to</w:t>
+      </w:r>
+      <w:r>
+        <w:rPr>
+          <w:rStyle w:val="apple-converted-space"/>
+          <w:rFonts w:ascii="Arial" w:eastAsiaTheme="majorEastAsia" w:hAnsi="Arial" w:cs="Arial"/>
+          <w:color w:val="000000"/>
+        </w:rPr>
+        <w:t> </w:t>
+      </w:r>
+      <w:r>
+        <w:rPr>
+          <w:rStyle w:val="Strong"/>
+          <w:rFonts w:ascii="Arial" w:eastAsiaTheme="majorEastAsia" w:hAnsi="Arial" w:cs="Arial"/>
+          <w:b w:val="0"/>
+          <w:bCs w:val="0"/>
+          <w:color w:val="000000"/>
+        </w:rPr>
+        <w:t>load an existing image</w:t>
+      </w:r>
+      <w:r>
+        <w:rPr>
+          <w:rStyle w:val="apple-converted-space"/>
+          <w:rFonts w:ascii="Arial" w:eastAsiaTheme="majorEastAsia" w:hAnsi="Arial" w:cs="Arial"/>
+          <w:color w:val="000000"/>
+        </w:rPr>
+        <w:t> </w:t>
+      </w:r>
+      <w:r>
+        <w:rPr>
+          <w:rFonts w:ascii="Arial" w:hAnsi="Arial" w:cs="Arial"/>
+          <w:color w:val="000000"/>
+        </w:rPr>
+        <w:t>from my device into the application, so that I can apply filters or make modifications to an image I already have.</w:t>
+      </w:r>
+    </w:p>
+    <w:p>
+      <w:pPr>
+        <w:pStyle w:val="p1"/>
+        <w:rPr>
+          <w:rFonts w:ascii="Arial" w:hAnsi="Arial" w:cs="Arial"/>
+        </w:rPr>
+      </w:pPr>
+      <w:r>
+        <w:rPr>
+          <w:rFonts w:ascii="Arial" w:hAnsi="Arial" w:cs="Arial"/>
+        </w:rPr>
+        <w:t>Joona</w:t>
+      </w:r>
     </w:p>
     <w:p>
       <w:pPr>
@@ -1096,6 +1215,22 @@
       <w14:ligatures w14:val="none"/>
     </w:rPr>
   </w:style>
+  <w:style w:type="character" w:customStyle="1" w:styleId="apple-converted-space">
+    <w:name w:val="apple-converted-space"/>
+    <w:basedOn w:val="DefaultParagraphFont"/>
+    <w:rsid w:val="00C70711"/>
+  </w:style>
+  <w:style w:type="character" w:styleId="Strong">
+    <w:name w:val="Strong"/>
+    <w:basedOn w:val="DefaultParagraphFont"/>
+    <w:uiPriority w:val="22"/>
+    <w:qFormat/>
+    <w:rsid w:val="00C70711"/>
+    <w:rPr>
+      <w:b/>
+      <w:bCs/>
+    </w:rPr>
+  </w:style>
 </w:styles>
 </file>
 

--- a/User Stories.docx
+++ b/User Stories.docx
@@ -270,7 +270,11 @@
         </w:rPr>
       </w:pPr>
     </w:p>
-    <w:p/>
+    <w:p>
+      <w:r>
+        <w:t>hhbhugbh</w:t>
+      </w:r>
+    </w:p>
     <w:p/>
     <w:p/>
     <w:p/>
